--- a/examples/tutorial/doc/linear_regression.docx
+++ b/examples/tutorial/doc/linear_regression.docx
@@ -2,7 +2,7 @@
 <file path=word/document.xml><?xml version="1.0" encoding="utf-8"?>
 <w:document xmlns:w="http://schemas.openxmlformats.org/wordprocessingml/2006/main" xmlns:m="http://schemas.openxmlformats.org/officeDocument/2006/math" xmlns:r="http://schemas.openxmlformats.org/officeDocument/2006/relationships" xmlns:o="urn:schemas-microsoft-com:office:office" xmlns:v="urn:schemas-microsoft-com:vml" xmlns:w10="urn:schemas-microsoft-com:office:word" xmlns:a="http://schemas.openxmlformats.org/drawingml/2006/main" xmlns:pic="http://schemas.openxmlformats.org/drawingml/2006/picture" xmlns:wp="http://schemas.openxmlformats.org/drawingml/2006/wordprocessingDrawing">
   <w:body>
-    <w:bookmarkStart w:id="28" w:name="regression"/>
+    <w:bookmarkStart w:id="17" w:name="regression"/>
     <w:p>
       <w:pPr>
         <w:pStyle w:val="Heading1"/>
@@ -100,7 +100,7 @@
         <w:t xml:space="preserve">(reshape2)</w:t>
       </w:r>
     </w:p>
-    <w:bookmarkStart w:id="20" w:name="dataset"/>
+    <w:bookmarkStart w:id="9" w:name="dataset"/>
     <w:p>
       <w:pPr>
         <w:pStyle w:val="Heading2"/>
@@ -142,65 +142,128 @@
         <w:rPr>
           <w:rStyle w:val="VerbatimChar"/>
         </w:rPr>
-        <w:t xml:space="preserve">##      crim zn indus chas   nox    rm  age    dis rad tax ptratio  black lstat medv</w:t>
-      </w:r>
-      <w:r>
-        <w:br/>
-      </w:r>
-      <w:r>
-        <w:rPr>
-          <w:rStyle w:val="VerbatimChar"/>
-        </w:rPr>
-        <w:t xml:space="preserve">## 1 0.00632 18  2.31    0 0.538 6.575 65.2 4.0900   1 296    15.3 396.90  4.98 24.0</w:t>
-      </w:r>
-      <w:r>
-        <w:br/>
-      </w:r>
-      <w:r>
-        <w:rPr>
-          <w:rStyle w:val="VerbatimChar"/>
-        </w:rPr>
-        <w:t xml:space="preserve">## 2 0.02731  0  7.07    0 0.469 6.421 78.9 4.9671   2 242    17.8 396.90  9.14 21.6</w:t>
-      </w:r>
-      <w:r>
-        <w:br/>
-      </w:r>
-      <w:r>
-        <w:rPr>
-          <w:rStyle w:val="VerbatimChar"/>
-        </w:rPr>
-        <w:t xml:space="preserve">## 3 0.02729  0  7.07    0 0.469 7.185 61.1 4.9671   2 242    17.8 392.83  4.03 34.7</w:t>
-      </w:r>
-      <w:r>
-        <w:br/>
-      </w:r>
-      <w:r>
-        <w:rPr>
-          <w:rStyle w:val="VerbatimChar"/>
-        </w:rPr>
-        <w:t xml:space="preserve">## 4 0.03237  0  2.18    0 0.458 6.998 45.8 6.0622   3 222    18.7 394.63  2.94 33.4</w:t>
-      </w:r>
-      <w:r>
-        <w:br/>
-      </w:r>
-      <w:r>
-        <w:rPr>
-          <w:rStyle w:val="VerbatimChar"/>
-        </w:rPr>
-        <w:t xml:space="preserve">## 5 0.06905  0  2.18    0 0.458 7.147 54.2 6.0622   3 222    18.7 396.90  5.33 36.2</w:t>
-      </w:r>
-      <w:r>
-        <w:br/>
-      </w:r>
-      <w:r>
-        <w:rPr>
-          <w:rStyle w:val="VerbatimChar"/>
-        </w:rPr>
-        <w:t xml:space="preserve">## 6 0.02985  0  2.18    0 0.458 6.430 58.7 6.0622   3 222    18.7 394.12  5.21 28.7</w:t>
-      </w:r>
-    </w:p>
-    <w:bookmarkEnd w:id="20"/>
-    <w:bookmarkStart w:id="21" w:name="fitting-a-first-model"/>
+        <w:t xml:space="preserve">##      crim zn indus chas   nox    rm  age    dis rad tax ptratio  black lstat</w:t>
+      </w:r>
+      <w:r>
+        <w:br/>
+      </w:r>
+      <w:r>
+        <w:rPr>
+          <w:rStyle w:val="VerbatimChar"/>
+        </w:rPr>
+        <w:t xml:space="preserve">## 1 0.00632 18  2.31    0 0.538 6.575 65.2 4.0900   1 296    15.3 396.90  4.98</w:t>
+      </w:r>
+      <w:r>
+        <w:br/>
+      </w:r>
+      <w:r>
+        <w:rPr>
+          <w:rStyle w:val="VerbatimChar"/>
+        </w:rPr>
+        <w:t xml:space="preserve">## 2 0.02731  0  7.07    0 0.469 6.421 78.9 4.9671   2 242    17.8 396.90  9.14</w:t>
+      </w:r>
+      <w:r>
+        <w:br/>
+      </w:r>
+      <w:r>
+        <w:rPr>
+          <w:rStyle w:val="VerbatimChar"/>
+        </w:rPr>
+        <w:t xml:space="preserve">## 3 0.02729  0  7.07    0 0.469 7.185 61.1 4.9671   2 242    17.8 392.83  4.03</w:t>
+      </w:r>
+      <w:r>
+        <w:br/>
+      </w:r>
+      <w:r>
+        <w:rPr>
+          <w:rStyle w:val="VerbatimChar"/>
+        </w:rPr>
+        <w:t xml:space="preserve">## 4 0.03237  0  2.18    0 0.458 6.998 45.8 6.0622   3 222    18.7 394.63  2.94</w:t>
+      </w:r>
+      <w:r>
+        <w:br/>
+      </w:r>
+      <w:r>
+        <w:rPr>
+          <w:rStyle w:val="VerbatimChar"/>
+        </w:rPr>
+        <w:t xml:space="preserve">## 5 0.06905  0  2.18    0 0.458 7.147 54.2 6.0622   3 222    18.7 396.90  5.33</w:t>
+      </w:r>
+      <w:r>
+        <w:br/>
+      </w:r>
+      <w:r>
+        <w:rPr>
+          <w:rStyle w:val="VerbatimChar"/>
+        </w:rPr>
+        <w:t xml:space="preserve">## 6 0.02985  0  2.18    0 0.458 6.430 58.7 6.0622   3 222    18.7 394.12  5.21</w:t>
+      </w:r>
+      <w:r>
+        <w:br/>
+      </w:r>
+      <w:r>
+        <w:rPr>
+          <w:rStyle w:val="VerbatimChar"/>
+        </w:rPr>
+        <w:t xml:space="preserve">##   medv</w:t>
+      </w:r>
+      <w:r>
+        <w:br/>
+      </w:r>
+      <w:r>
+        <w:rPr>
+          <w:rStyle w:val="VerbatimChar"/>
+        </w:rPr>
+        <w:t xml:space="preserve">## 1 24.0</w:t>
+      </w:r>
+      <w:r>
+        <w:br/>
+      </w:r>
+      <w:r>
+        <w:rPr>
+          <w:rStyle w:val="VerbatimChar"/>
+        </w:rPr>
+        <w:t xml:space="preserve">## 2 21.6</w:t>
+      </w:r>
+      <w:r>
+        <w:br/>
+      </w:r>
+      <w:r>
+        <w:rPr>
+          <w:rStyle w:val="VerbatimChar"/>
+        </w:rPr>
+        <w:t xml:space="preserve">## 3 34.7</w:t>
+      </w:r>
+      <w:r>
+        <w:br/>
+      </w:r>
+      <w:r>
+        <w:rPr>
+          <w:rStyle w:val="VerbatimChar"/>
+        </w:rPr>
+        <w:t xml:space="preserve">## 4 33.4</w:t>
+      </w:r>
+      <w:r>
+        <w:br/>
+      </w:r>
+      <w:r>
+        <w:rPr>
+          <w:rStyle w:val="VerbatimChar"/>
+        </w:rPr>
+        <w:t xml:space="preserve">## 5 36.2</w:t>
+      </w:r>
+      <w:r>
+        <w:br/>
+      </w:r>
+      <w:r>
+        <w:rPr>
+          <w:rStyle w:val="VerbatimChar"/>
+        </w:rPr>
+        <w:t xml:space="preserve">## 6 28.7</w:t>
+      </w:r>
+    </w:p>
+    <w:bookmarkEnd w:id="9"/>
+    <w:bookmarkStart w:id="10" w:name="fitting-a-first-model"/>
     <w:p>
       <w:pPr>
         <w:pStyle w:val="Heading2"/>
@@ -511,8 +574,8 @@
         <w:t xml:space="preserve">## F-statistic: 601.6 on 1 and 504 DF,  p-value: &lt; 2.2e-16</w:t>
       </w:r>
     </w:p>
-    <w:bookmarkEnd w:id="21"/>
-    <w:bookmarkStart w:id="23" w:name="prediction"/>
+    <w:bookmarkEnd w:id="10"/>
+    <w:bookmarkStart w:id="12" w:name="prediction"/>
     <w:p>
       <w:pPr>
         <w:pStyle w:val="Heading2"/>
@@ -661,7 +724,7 @@
       <w:r>
         <w:t xml:space="preserve"> </w:t>
       </w:r>
-      <w:hyperlink r:id="rId22">
+      <w:hyperlink r:id="rId11">
         <w:r>
           <w:rPr>
             <w:rStyle w:val="Hyperlink"/>
@@ -972,8 +1035,8 @@
         <w:t xml:space="preserve">## 3 20.30310  8.077742 32.52846</w:t>
       </w:r>
     </w:p>
-    <w:bookmarkEnd w:id="23"/>
-    <w:bookmarkStart w:id="27" w:name="plotting-the-regression-model"/>
+    <w:bookmarkEnd w:id="12"/>
+    <w:bookmarkStart w:id="16" w:name="plotting-the-regression-model"/>
     <w:p>
       <w:pPr>
         <w:pStyle w:val="Heading2"/>
@@ -1439,18 +1502,18 @@
           <wp:inline>
             <wp:extent cx="4620126" cy="3696101"/>
             <wp:effectExtent b="0" l="0" r="0" t="0"/>
-            <wp:docPr descr="" title="" id="25" name="Picture"/>
+            <wp:docPr descr="" title="" id="14" name="Picture"/>
             <a:graphic>
               <a:graphicData uri="http://schemas.openxmlformats.org/drawingml/2006/picture">
                 <pic:pic>
                   <pic:nvPicPr>
-                    <pic:cNvPr descr="/home/gpca/mylibrary/examples/tutorial/doc/linear_regression_files/figure-docx/unnamed-chunk-5-1.png" id="26" name="Picture"/>
+                    <pic:cNvPr descr="C:/Git/eogasawara/mylibrary/examples/tutorial/doc/linear_regression_files/figure-docx/unnamed-chunk-5-1.png" id="15" name="Picture"/>
                     <pic:cNvPicPr>
                       <a:picLocks noChangeArrowheads="1" noChangeAspect="1"/>
                     </pic:cNvPicPr>
                   </pic:nvPicPr>
                   <pic:blipFill>
-                    <a:blip r:embed="rId24"/>
+                    <a:blip r:embed="rId13"/>
                     <a:stretch>
                       <a:fillRect/>
                     </a:stretch>
@@ -1477,9 +1540,9 @@
         </w:drawing>
       </w:r>
     </w:p>
-    <w:bookmarkEnd w:id="27"/>
-    <w:bookmarkEnd w:id="28"/>
-    <w:bookmarkStart w:id="34" w:name="polynomial-regression"/>
+    <w:bookmarkEnd w:id="16"/>
+    <w:bookmarkEnd w:id="17"/>
+    <w:bookmarkStart w:id="23" w:name="polynomial-regression"/>
     <w:p>
       <w:pPr>
         <w:pStyle w:val="Heading1"/>
@@ -1773,7 +1836,7 @@
         <w:t xml:space="preserve">## F-statistic: 448.5 on 2 and 503 DF,  p-value: &lt; 2.2e-16</w:t>
       </w:r>
     </w:p>
-    <w:bookmarkStart w:id="32" w:name="plotting-the-polynomial-regression-model"/>
+    <w:bookmarkStart w:id="21" w:name="plotting-the-polynomial-regression-model"/>
     <w:p>
       <w:pPr>
         <w:pStyle w:val="Heading2"/>
@@ -2302,18 +2365,18 @@
           <wp:inline>
             <wp:extent cx="4620126" cy="3696101"/>
             <wp:effectExtent b="0" l="0" r="0" t="0"/>
-            <wp:docPr descr="" title="" id="30" name="Picture"/>
+            <wp:docPr descr="" title="" id="19" name="Picture"/>
             <a:graphic>
               <a:graphicData uri="http://schemas.openxmlformats.org/drawingml/2006/picture">
                 <pic:pic>
                   <pic:nvPicPr>
-                    <pic:cNvPr descr="/home/gpca/mylibrary/examples/tutorial/doc/linear_regression_files/figure-docx/unnamed-chunk-7-1.png" id="31" name="Picture"/>
+                    <pic:cNvPr descr="C:/Git/eogasawara/mylibrary/examples/tutorial/doc/linear_regression_files/figure-docx/unnamed-chunk-7-1.png" id="20" name="Picture"/>
                     <pic:cNvPicPr>
                       <a:picLocks noChangeArrowheads="1" noChangeAspect="1"/>
                     </pic:cNvPicPr>
                   </pic:nvPicPr>
                   <pic:blipFill>
-                    <a:blip r:embed="rId29"/>
+                    <a:blip r:embed="rId18"/>
                     <a:stretch>
                       <a:fillRect/>
                     </a:stretch>
@@ -2340,8 +2403,8 @@
         </w:drawing>
       </w:r>
     </w:p>
-    <w:bookmarkEnd w:id="32"/>
-    <w:bookmarkStart w:id="33" w:name="anova-test"/>
+    <w:bookmarkEnd w:id="21"/>
+    <w:bookmarkStart w:id="22" w:name="anova-test"/>
     <w:p>
       <w:pPr>
         <w:pStyle w:val="Heading2"/>
@@ -2518,9 +2581,9 @@
         <w:t xml:space="preserve">## Signif. codes:  0 '***' 0.001 '**' 0.01 '*' 0.05 '.' 0.1 ' ' 1</w:t>
       </w:r>
     </w:p>
-    <w:bookmarkEnd w:id="33"/>
-    <w:bookmarkEnd w:id="34"/>
-    <w:bookmarkStart w:id="36" w:name="multiple-regression"/>
+    <w:bookmarkEnd w:id="22"/>
+    <w:bookmarkEnd w:id="23"/>
+    <w:bookmarkStart w:id="25" w:name="multiple-regression"/>
     <w:p>
       <w:pPr>
         <w:pStyle w:val="Heading1"/>
@@ -2790,7 +2853,7 @@
         <w:t xml:space="preserve">## F-statistic:   309 on 2 and 503 DF,  p-value: &lt; 2.2e-16</w:t>
       </w:r>
     </w:p>
-    <w:bookmarkStart w:id="35" w:name="checking-the-significance-of-the-model"/>
+    <w:bookmarkStart w:id="24" w:name="checking-the-significance-of-the-model"/>
     <w:p>
       <w:pPr>
         <w:pStyle w:val="Heading2"/>
@@ -2899,9 +2962,9 @@
         <w:t xml:space="preserve">## Signif. codes:  0 '***' 0.001 '**' 0.01 '*' 0.05 '.' 0.1 ' ' 1</w:t>
       </w:r>
     </w:p>
-    <w:bookmarkEnd w:id="35"/>
-    <w:bookmarkEnd w:id="36"/>
-    <w:bookmarkStart w:id="37" w:name="logistic-regression"/>
+    <w:bookmarkEnd w:id="24"/>
+    <w:bookmarkEnd w:id="25"/>
+    <w:bookmarkStart w:id="26" w:name="logistic-regression"/>
     <w:p>
       <w:pPr>
         <w:pStyle w:val="Heading1"/>
@@ -4519,7 +4582,7 @@
         <w:t xml:space="preserve">##   1  8  9</w:t>
       </w:r>
     </w:p>
-    <w:bookmarkEnd w:id="37"/>
+    <w:bookmarkEnd w:id="26"/>
     <w:sectPr>
       <w:footnotePr>
         <w:numRestart w:val="eachSect"/>
@@ -4641,10 +4704,10 @@
   <w:docDefaults>
     <w:rPrDefault>
       <w:rPr>
-        <w:rFonts w:asciiTheme="minorHAnsi" w:cstheme="minorBidi" w:eastAsiaTheme="minorHAnsi" w:hAnsiTheme="minorHAnsi"/>
+        <w:rFonts w:asciiTheme="minorHAnsi" w:cstheme="minorBidi" w:eastAsiaTheme="minorEastAsia" w:hAnsiTheme="minorHAnsi"/>
         <w:sz w:val="24"/>
         <w:szCs w:val="24"/>
-        <w:lang w:bidi="ar-SA" w:eastAsia="en-US" w:val="en-US"/>
+        <w:lang w:bidi="ar-SA" w:eastAsia="zh-CN" w:val="en-US"/>
       </w:rPr>
     </w:rPrDefault>
     <w:pPrDefault>
@@ -5185,13 +5248,6 @@
       </w:tblCellMar>
     </w:tblPr>
     <w:tblStylePr w:type="firstRow">
-      <w:tblPr>
-        <w:jc w:val="left"/>
-        <w:tblInd w:type="dxa" w:w="0"/>
-      </w:tblPr>
-      <w:trPr>
-        <w:jc w:val="left"/>
-      </w:trPr>
       <w:tcPr>
         <w:tcBorders>
           <w:bottom w:val="single"/>
